--- a/Receta1.0.0.docx
+++ b/Receta1.0.0.docx
@@ -9,8 +9,13 @@
     </w:p>
     <w:p>
       <w:r>
+        <w:t>O con un poco mas de ingredientes</w:t>
+      </w:r>
+    </w:p>
+    <w:p>
+      <w:r>
         <w:pict w14:anchorId="3C582965">
-          <v:rect id="_x0000_i1043" style="width:0;height:1.5pt" o:hralign="center" o:hrstd="t" o:hr="t" fillcolor="#a0a0a0" stroked="f"/>
+          <v:rect id="_x0000_i1025" style="width:0;height:1.5pt" o:hralign="center" o:hrstd="t" o:hr="t" fillcolor="#a0a0a0" stroked="f"/>
         </w:pict>
       </w:r>
     </w:p>
@@ -135,6 +140,39 @@
       </w:r>
     </w:p>
     <w:p>
+      <w:pPr>
+        <w:numPr>
+          <w:ilvl w:val="0"/>
+          <w:numId w:val="1"/>
+        </w:numPr>
+      </w:pPr>
+      <w:r>
+        <w:t xml:space="preserve">2 huevos </w:t>
+      </w:r>
+    </w:p>
+    <w:p>
+      <w:pPr>
+        <w:numPr>
+          <w:ilvl w:val="0"/>
+          <w:numId w:val="1"/>
+        </w:numPr>
+      </w:pPr>
+      <w:r>
+        <w:t xml:space="preserve">5 tortillas </w:t>
+      </w:r>
+    </w:p>
+    <w:p>
+      <w:pPr>
+        <w:numPr>
+          <w:ilvl w:val="0"/>
+          <w:numId w:val="1"/>
+        </w:numPr>
+      </w:pPr>
+      <w:r>
+        <w:t>9 maizenas</w:t>
+      </w:r>
+    </w:p>
+    <w:p>
       <w:r>
         <w:rPr>
           <w:b/>
@@ -168,7 +206,7 @@
     <w:p>
       <w:r>
         <w:pict w14:anchorId="1D38D565">
-          <v:rect id="_x0000_i1044" style="width:0;height:1.5pt" o:hralign="center" o:hrstd="t" o:hr="t" fillcolor="#a0a0a0" stroked="f"/>
+          <v:rect id="_x0000_i1026" style="width:0;height:1.5pt" o:hralign="center" o:hrstd="t" o:hr="t" fillcolor="#a0a0a0" stroked="f"/>
         </w:pict>
       </w:r>
     </w:p>
@@ -258,15 +296,7 @@
         </w:numPr>
       </w:pPr>
       <w:r>
-        <w:t xml:space="preserve">En un </w:t>
-      </w:r>
-      <w:proofErr w:type="spellStart"/>
-      <w:r>
-        <w:t>bowl</w:t>
-      </w:r>
-      <w:proofErr w:type="spellEnd"/>
-      <w:r>
-        <w:t xml:space="preserve">, mezcla la harina, el polvo para hornear y la sal. </w:t>
+        <w:t xml:space="preserve">En un bowl, mezcla la harina, el polvo para hornear y la sal. </w:t>
       </w:r>
     </w:p>
     <w:p>
@@ -306,6 +336,7 @@
         </w:numPr>
       </w:pPr>
       <w:r>
+        <w:lastRenderedPageBreak/>
         <w:t xml:space="preserve">Incorpora los huevos uno por uno, batiendo bien después de cada uno. </w:t>
       </w:r>
     </w:p>
@@ -346,7 +377,6 @@
         </w:numPr>
       </w:pPr>
       <w:r>
-        <w:lastRenderedPageBreak/>
         <w:t xml:space="preserve">Alterna la mezcla de harina con la leche: </w:t>
       </w:r>
     </w:p>
@@ -455,9 +485,20 @@
       </w:r>
     </w:p>
     <w:p>
+      <w:pPr>
+        <w:numPr>
+          <w:ilvl w:val="0"/>
+          <w:numId w:val="11"/>
+        </w:numPr>
+      </w:pPr>
+      <w:r>
+        <w:t>Como dato antes de decorar debes tener el chocolate listo para derretir</w:t>
+      </w:r>
+    </w:p>
+    <w:p>
       <w:r>
         <w:pict w14:anchorId="285F4508">
-          <v:rect id="_x0000_i1045" style="width:0;height:1.5pt" o:hralign="center" o:hrstd="t" o:hr="t" fillcolor="#a0a0a0" stroked="f"/>
+          <v:rect id="_x0000_i1027" style="width:0;height:1.5pt" o:hralign="center" o:hrstd="t" o:hr="t" fillcolor="#a0a0a0" stroked="f"/>
         </w:pict>
       </w:r>
     </w:p>
@@ -492,15 +533,7 @@
         </w:numPr>
       </w:pPr>
       <w:r>
-        <w:t xml:space="preserve">No </w:t>
-      </w:r>
-      <w:proofErr w:type="spellStart"/>
-      <w:r>
-        <w:t>sobrebatas</w:t>
-      </w:r>
-      <w:proofErr w:type="spellEnd"/>
-      <w:r>
-        <w:t xml:space="preserve"> después de agregar la harina (para que no quede duro). </w:t>
+        <w:t xml:space="preserve">No sobrebatas después de agregar la harina (para que no quede duro). </w:t>
       </w:r>
     </w:p>
     <w:p>
@@ -2966,6 +2999,7 @@
   <w:style w:type="character" w:default="1" w:styleId="Fuentedeprrafopredeter">
     <w:name w:val="Default Paragraph Font"/>
     <w:uiPriority w:val="1"/>
+    <w:semiHidden/>
     <w:unhideWhenUsed/>
   </w:style>
   <w:style w:type="table" w:default="1" w:styleId="Tablanormal">
